--- a/课程设计/课程设计实验报告素材库.docx
+++ b/课程设计/课程设计实验报告素材库.docx
@@ -1779,705 +1779,987 @@
           <w:lang w:val="en-US" w:eastAsia="zh-CN"/>
         </w:rPr>
       </w:pPr>
+      <w:r>
+        <w:rPr>
+          <w:rFonts w:hint="eastAsia"/>
+          <w:lang w:val="en-US" w:eastAsia="zh-CN"/>
+        </w:rPr>
+        <w:t>Calls.txt-------------------通话记录</w:t>
+      </w:r>
+    </w:p>
+    <w:p>
+      <w:pPr>
+        <w:rPr>
+          <w:rFonts w:hint="default"/>
+          <w:lang w:val="en-US" w:eastAsia="zh-CN"/>
+        </w:rPr>
+      </w:pPr>
+      <w:r>
+        <w:rPr>
+          <w:rFonts w:hint="default"/>
+          <w:lang w:val="en-US" w:eastAsia="zh-CN"/>
+        </w:rPr>
+        <w:t>13800138001 13800138002</w:t>
+      </w:r>
+    </w:p>
+    <w:p>
+      <w:pPr>
+        <w:rPr>
+          <w:rFonts w:hint="default"/>
+          <w:lang w:val="en-US" w:eastAsia="zh-CN"/>
+        </w:rPr>
+      </w:pPr>
+      <w:r>
+        <w:rPr>
+          <w:rFonts w:hint="default"/>
+          <w:lang w:val="en-US" w:eastAsia="zh-CN"/>
+        </w:rPr>
+        <w:t>13800138002 13800138003</w:t>
+      </w:r>
+    </w:p>
+    <w:p>
+      <w:pPr>
+        <w:rPr>
+          <w:rFonts w:hint="default"/>
+          <w:lang w:val="en-US" w:eastAsia="zh-CN"/>
+        </w:rPr>
+      </w:pPr>
+      <w:r>
+        <w:rPr>
+          <w:rFonts w:hint="default"/>
+          <w:lang w:val="en-US" w:eastAsia="zh-CN"/>
+        </w:rPr>
+        <w:t>13800138001 13800138004</w:t>
+      </w:r>
+    </w:p>
+    <w:p>
+      <w:pPr>
+        <w:rPr>
+          <w:rFonts w:hint="default"/>
+          <w:lang w:val="en-US" w:eastAsia="zh-CN"/>
+        </w:rPr>
+      </w:pPr>
+      <w:r>
+        <w:rPr>
+          <w:rFonts w:hint="default"/>
+          <w:lang w:val="en-US" w:eastAsia="zh-CN"/>
+        </w:rPr>
+        <w:t>13800138005 13800138001</w:t>
+      </w:r>
+    </w:p>
+    <w:p>
+      <w:pPr>
+        <w:rPr>
+          <w:rFonts w:hint="default"/>
+          <w:lang w:val="en-US" w:eastAsia="zh-CN"/>
+        </w:rPr>
+      </w:pPr>
+      <w:r>
+        <w:rPr>
+          <w:rFonts w:hint="default"/>
+          <w:lang w:val="en-US" w:eastAsia="zh-CN"/>
+        </w:rPr>
+        <w:t>13800138001 13800138006</w:t>
+      </w:r>
+    </w:p>
+    <w:p>
+      <w:pPr>
+        <w:rPr>
+          <w:rFonts w:hint="default"/>
+          <w:lang w:val="en-US" w:eastAsia="zh-CN"/>
+        </w:rPr>
+      </w:pPr>
+      <w:r>
+        <w:rPr>
+          <w:rFonts w:hint="default"/>
+          <w:lang w:val="en-US" w:eastAsia="zh-CN"/>
+        </w:rPr>
+        <w:t>13800138003 13800138007</w:t>
+      </w:r>
+    </w:p>
+    <w:p>
+      <w:pPr>
+        <w:rPr>
+          <w:rFonts w:hint="default"/>
+          <w:lang w:val="en-US" w:eastAsia="zh-CN"/>
+        </w:rPr>
+      </w:pPr>
+      <w:r>
+        <w:rPr>
+          <w:rFonts w:hint="default"/>
+          <w:lang w:val="en-US" w:eastAsia="zh-CN"/>
+        </w:rPr>
+        <w:t>13800138008 13800138001</w:t>
+      </w:r>
+    </w:p>
+    <w:p>
+      <w:pPr>
+        <w:rPr>
+          <w:rFonts w:hint="default"/>
+          <w:lang w:val="en-US" w:eastAsia="zh-CN"/>
+        </w:rPr>
+      </w:pPr>
+      <w:r>
+        <w:rPr>
+          <w:rFonts w:hint="default"/>
+          <w:lang w:val="en-US" w:eastAsia="zh-CN"/>
+        </w:rPr>
+        <w:t>13800138001 13800138009</w:t>
+      </w:r>
+    </w:p>
+    <w:p>
+      <w:pPr>
+        <w:rPr>
+          <w:rFonts w:hint="default"/>
+          <w:lang w:val="en-US" w:eastAsia="zh-CN"/>
+        </w:rPr>
+      </w:pPr>
+      <w:r>
+        <w:rPr>
+          <w:rFonts w:hint="default"/>
+          <w:lang w:val="en-US" w:eastAsia="zh-CN"/>
+        </w:rPr>
+        <w:t>13800138002 13800138010</w:t>
+      </w:r>
+    </w:p>
+    <w:p>
+      <w:pPr>
+        <w:rPr>
+          <w:rFonts w:hint="default"/>
+          <w:lang w:val="en-US" w:eastAsia="zh-CN"/>
+        </w:rPr>
+      </w:pPr>
+      <w:r>
+        <w:rPr>
+          <w:rFonts w:hint="default"/>
+          <w:lang w:val="en-US" w:eastAsia="zh-CN"/>
+        </w:rPr>
+        <w:t>13800138011 13800138002</w:t>
+      </w:r>
+    </w:p>
+    <w:p>
+      <w:pPr>
+        <w:rPr>
+          <w:rFonts w:hint="default"/>
+          <w:lang w:val="en-US" w:eastAsia="zh-CN"/>
+        </w:rPr>
+      </w:pPr>
+      <w:r>
+        <w:rPr>
+          <w:rFonts w:hint="default"/>
+          <w:lang w:val="en-US" w:eastAsia="zh-CN"/>
+        </w:rPr>
+        <w:t>13800138002 13900139001</w:t>
+      </w:r>
+    </w:p>
+    <w:p>
+      <w:pPr>
+        <w:rPr>
+          <w:rFonts w:hint="default"/>
+          <w:lang w:val="en-US" w:eastAsia="zh-CN"/>
+        </w:rPr>
+      </w:pPr>
+      <w:r>
+        <w:rPr>
+          <w:rFonts w:hint="default"/>
+          <w:lang w:val="en-US" w:eastAsia="zh-CN"/>
+        </w:rPr>
+        <w:t>13900139002 13800138002</w:t>
+      </w:r>
+    </w:p>
+    <w:p>
+      <w:pPr>
+        <w:rPr>
+          <w:rFonts w:hint="default"/>
+          <w:lang w:val="en-US" w:eastAsia="zh-CN"/>
+        </w:rPr>
+      </w:pPr>
+      <w:r>
+        <w:rPr>
+          <w:rFonts w:hint="default"/>
+          <w:lang w:val="en-US" w:eastAsia="zh-CN"/>
+        </w:rPr>
+        <w:t>13800138003 13800138004</w:t>
+      </w:r>
+    </w:p>
+    <w:p>
+      <w:pPr>
+        <w:rPr>
+          <w:rFonts w:hint="default"/>
+          <w:lang w:val="en-US" w:eastAsia="zh-CN"/>
+        </w:rPr>
+      </w:pPr>
+      <w:r>
+        <w:rPr>
+          <w:rFonts w:hint="default"/>
+          <w:lang w:val="en-US" w:eastAsia="zh-CN"/>
+        </w:rPr>
+        <w:t>13900139003 13800138003</w:t>
+      </w:r>
+    </w:p>
+    <w:p>
+      <w:pPr>
+        <w:rPr>
+          <w:rFonts w:hint="default"/>
+          <w:lang w:val="en-US" w:eastAsia="zh-CN"/>
+        </w:rPr>
+      </w:pPr>
+      <w:r>
+        <w:rPr>
+          <w:rFonts w:hint="default"/>
+          <w:lang w:val="en-US" w:eastAsia="zh-CN"/>
+        </w:rPr>
+        <w:t>13800138003 13900139004</w:t>
+      </w:r>
+    </w:p>
+    <w:p>
+      <w:pPr>
+        <w:rPr>
+          <w:rFonts w:hint="default"/>
+          <w:lang w:val="en-US" w:eastAsia="zh-CN"/>
+        </w:rPr>
+      </w:pPr>
+      <w:r>
+        <w:rPr>
+          <w:rFonts w:hint="default"/>
+          <w:lang w:val="en-US" w:eastAsia="zh-CN"/>
+        </w:rPr>
+        <w:t>13800138004 13800138005</w:t>
+      </w:r>
+    </w:p>
+    <w:p>
+      <w:pPr>
+        <w:rPr>
+          <w:rFonts w:hint="default"/>
+          <w:lang w:val="en-US" w:eastAsia="zh-CN"/>
+        </w:rPr>
+      </w:pPr>
+      <w:r>
+        <w:rPr>
+          <w:rFonts w:hint="default"/>
+          <w:lang w:val="en-US" w:eastAsia="zh-CN"/>
+        </w:rPr>
+        <w:t>13800138005 13800138006</w:t>
+      </w:r>
+    </w:p>
+    <w:p>
+      <w:pPr>
+        <w:rPr>
+          <w:rFonts w:hint="default"/>
+          <w:lang w:val="en-US" w:eastAsia="zh-CN"/>
+        </w:rPr>
+      </w:pPr>
+      <w:r>
+        <w:rPr>
+          <w:rFonts w:hint="default"/>
+          <w:lang w:val="en-US" w:eastAsia="zh-CN"/>
+        </w:rPr>
+        <w:t>13800138006 13800138007</w:t>
+      </w:r>
+    </w:p>
+    <w:p>
+      <w:pPr>
+        <w:rPr>
+          <w:rFonts w:hint="default"/>
+          <w:lang w:val="en-US" w:eastAsia="zh-CN"/>
+        </w:rPr>
+      </w:pPr>
+      <w:r>
+        <w:rPr>
+          <w:rFonts w:hint="default"/>
+          <w:lang w:val="en-US" w:eastAsia="zh-CN"/>
+        </w:rPr>
+        <w:t>13800138007 13800138008</w:t>
+      </w:r>
+    </w:p>
+    <w:p>
+      <w:pPr>
+        <w:rPr>
+          <w:rFonts w:hint="default"/>
+          <w:lang w:val="en-US" w:eastAsia="zh-CN"/>
+        </w:rPr>
+      </w:pPr>
+      <w:r>
+        <w:rPr>
+          <w:rFonts w:hint="default"/>
+          <w:lang w:val="en-US" w:eastAsia="zh-CN"/>
+        </w:rPr>
+        <w:t>13800138008 13800138009</w:t>
+      </w:r>
+    </w:p>
+    <w:p>
+      <w:pPr>
+        <w:rPr>
+          <w:rFonts w:hint="default"/>
+          <w:lang w:val="en-US" w:eastAsia="zh-CN"/>
+        </w:rPr>
+      </w:pPr>
+      <w:r>
+        <w:rPr>
+          <w:rFonts w:hint="default"/>
+          <w:lang w:val="en-US" w:eastAsia="zh-CN"/>
+        </w:rPr>
+        <w:t>13800138009 13800138010</w:t>
+      </w:r>
+    </w:p>
+    <w:p>
+      <w:pPr>
+        <w:rPr>
+          <w:rFonts w:hint="default"/>
+          <w:lang w:val="en-US" w:eastAsia="zh-CN"/>
+        </w:rPr>
+      </w:pPr>
+      <w:r>
+        <w:rPr>
+          <w:rFonts w:hint="default"/>
+          <w:lang w:val="en-US" w:eastAsia="zh-CN"/>
+        </w:rPr>
+        <w:t>13800138010 13800138011</w:t>
+      </w:r>
+    </w:p>
+    <w:p>
+      <w:pPr>
+        <w:rPr>
+          <w:rFonts w:hint="default"/>
+          <w:lang w:val="en-US" w:eastAsia="zh-CN"/>
+        </w:rPr>
+      </w:pPr>
+      <w:r>
+        <w:rPr>
+          <w:rFonts w:hint="default"/>
+          <w:lang w:val="en-US" w:eastAsia="zh-CN"/>
+        </w:rPr>
+        <w:t>13800138011 13900139001</w:t>
+      </w:r>
+    </w:p>
+    <w:p>
+      <w:pPr>
+        <w:rPr>
+          <w:rFonts w:hint="default"/>
+          <w:lang w:val="en-US" w:eastAsia="zh-CN"/>
+        </w:rPr>
+      </w:pPr>
+      <w:r>
+        <w:rPr>
+          <w:rFonts w:hint="default"/>
+          <w:lang w:val="en-US" w:eastAsia="zh-CN"/>
+        </w:rPr>
+        <w:t>13900139001 13900139002</w:t>
+      </w:r>
+    </w:p>
+    <w:p>
+      <w:pPr>
+        <w:rPr>
+          <w:rFonts w:hint="default"/>
+          <w:lang w:val="en-US" w:eastAsia="zh-CN"/>
+        </w:rPr>
+      </w:pPr>
+      <w:r>
+        <w:rPr>
+          <w:rFonts w:hint="default"/>
+          <w:lang w:val="en-US" w:eastAsia="zh-CN"/>
+        </w:rPr>
+        <w:t>13900139002 13900139003</w:t>
+      </w:r>
+    </w:p>
+    <w:p>
+      <w:pPr>
+        <w:rPr>
+          <w:rFonts w:hint="default"/>
+          <w:lang w:val="en-US" w:eastAsia="zh-CN"/>
+        </w:rPr>
+      </w:pPr>
+      <w:r>
+        <w:rPr>
+          <w:rFonts w:hint="default"/>
+          <w:lang w:val="en-US" w:eastAsia="zh-CN"/>
+        </w:rPr>
+        <w:t>13900139003 13900139004</w:t>
+      </w:r>
+    </w:p>
+    <w:p>
+      <w:pPr>
+        <w:rPr>
+          <w:rFonts w:hint="default"/>
+          <w:lang w:val="en-US" w:eastAsia="zh-CN"/>
+        </w:rPr>
+      </w:pPr>
+      <w:r>
+        <w:rPr>
+          <w:rFonts w:hint="default"/>
+          <w:lang w:val="en-US" w:eastAsia="zh-CN"/>
+        </w:rPr>
+        <w:t>13900139004 13900139005</w:t>
+      </w:r>
+    </w:p>
+    <w:p>
+      <w:pPr>
+        <w:rPr>
+          <w:rFonts w:hint="default"/>
+          <w:lang w:val="en-US" w:eastAsia="zh-CN"/>
+        </w:rPr>
+      </w:pPr>
+      <w:r>
+        <w:rPr>
+          <w:rFonts w:hint="default"/>
+          <w:lang w:val="en-US" w:eastAsia="zh-CN"/>
+        </w:rPr>
+        <w:t>13900139005 13900139006</w:t>
+      </w:r>
+    </w:p>
+    <w:p>
+      <w:pPr>
+        <w:rPr>
+          <w:rFonts w:hint="default"/>
+          <w:lang w:val="en-US" w:eastAsia="zh-CN"/>
+        </w:rPr>
+      </w:pPr>
+      <w:r>
+        <w:rPr>
+          <w:rFonts w:hint="default"/>
+          <w:lang w:val="en-US" w:eastAsia="zh-CN"/>
+        </w:rPr>
+        <w:t>13900139006 13900139007</w:t>
+      </w:r>
+    </w:p>
+    <w:p>
+      <w:pPr>
+        <w:rPr>
+          <w:rFonts w:hint="default"/>
+          <w:lang w:val="en-US" w:eastAsia="zh-CN"/>
+        </w:rPr>
+      </w:pPr>
+      <w:r>
+        <w:rPr>
+          <w:rFonts w:hint="default"/>
+          <w:lang w:val="en-US" w:eastAsia="zh-CN"/>
+        </w:rPr>
+        <w:t>13900139007 13900139008</w:t>
+      </w:r>
+    </w:p>
+    <w:p>
+      <w:pPr>
+        <w:rPr>
+          <w:rFonts w:hint="default"/>
+          <w:lang w:val="en-US" w:eastAsia="zh-CN"/>
+        </w:rPr>
+      </w:pPr>
+      <w:r>
+        <w:rPr>
+          <w:rFonts w:hint="default"/>
+          <w:lang w:val="en-US" w:eastAsia="zh-CN"/>
+        </w:rPr>
+        <w:t>13900139008 13900139009</w:t>
+      </w:r>
+    </w:p>
+    <w:p>
+      <w:pPr>
+        <w:rPr>
+          <w:rFonts w:hint="default"/>
+          <w:lang w:val="en-US" w:eastAsia="zh-CN"/>
+        </w:rPr>
+      </w:pPr>
+      <w:r>
+        <w:rPr>
+          <w:rFonts w:hint="default"/>
+          <w:lang w:val="en-US" w:eastAsia="zh-CN"/>
+        </w:rPr>
+        <w:t>13900139009 13900139010</w:t>
+      </w:r>
+    </w:p>
+    <w:p>
+      <w:pPr>
+        <w:rPr>
+          <w:rFonts w:hint="default"/>
+          <w:lang w:val="en-US" w:eastAsia="zh-CN"/>
+        </w:rPr>
+      </w:pPr>
+      <w:r>
+        <w:rPr>
+          <w:rFonts w:hint="default"/>
+          <w:lang w:val="en-US" w:eastAsia="zh-CN"/>
+        </w:rPr>
+        <w:t>13900139010 15800158001</w:t>
+      </w:r>
+    </w:p>
+    <w:p>
+      <w:pPr>
+        <w:rPr>
+          <w:rFonts w:hint="default"/>
+          <w:lang w:val="en-US" w:eastAsia="zh-CN"/>
+        </w:rPr>
+      </w:pPr>
+      <w:r>
+        <w:rPr>
+          <w:rFonts w:hint="default"/>
+          <w:lang w:val="en-US" w:eastAsia="zh-CN"/>
+        </w:rPr>
+        <w:t>15800158001 15800158002</w:t>
+      </w:r>
+    </w:p>
+    <w:p>
+      <w:pPr>
+        <w:rPr>
+          <w:rFonts w:hint="default"/>
+          <w:lang w:val="en-US" w:eastAsia="zh-CN"/>
+        </w:rPr>
+      </w:pPr>
+      <w:r>
+        <w:rPr>
+          <w:rFonts w:hint="default"/>
+          <w:lang w:val="en-US" w:eastAsia="zh-CN"/>
+        </w:rPr>
+        <w:t>15800158002 15800158003</w:t>
+      </w:r>
+    </w:p>
+    <w:p>
+      <w:pPr>
+        <w:rPr>
+          <w:rFonts w:hint="default"/>
+          <w:lang w:val="en-US" w:eastAsia="zh-CN"/>
+        </w:rPr>
+      </w:pPr>
+      <w:r>
+        <w:rPr>
+          <w:rFonts w:hint="default"/>
+          <w:lang w:val="en-US" w:eastAsia="zh-CN"/>
+        </w:rPr>
+        <w:t>15800158003 15800158004</w:t>
+      </w:r>
+    </w:p>
+    <w:p>
+      <w:pPr>
+        <w:rPr>
+          <w:rFonts w:hint="default"/>
+          <w:lang w:val="en-US" w:eastAsia="zh-CN"/>
+        </w:rPr>
+      </w:pPr>
+      <w:r>
+        <w:rPr>
+          <w:rFonts w:hint="default"/>
+          <w:lang w:val="en-US" w:eastAsia="zh-CN"/>
+        </w:rPr>
+        <w:t>15800158004 15800158005</w:t>
+      </w:r>
+    </w:p>
+    <w:p>
+      <w:pPr>
+        <w:rPr>
+          <w:rFonts w:hint="default"/>
+          <w:lang w:val="en-US" w:eastAsia="zh-CN"/>
+        </w:rPr>
+      </w:pPr>
+      <w:r>
+        <w:rPr>
+          <w:rFonts w:hint="default"/>
+          <w:lang w:val="en-US" w:eastAsia="zh-CN"/>
+        </w:rPr>
+        <w:t>15800158005 13800138001</w:t>
+      </w:r>
+    </w:p>
+    <w:p>
+      <w:pPr>
+        <w:rPr>
+          <w:rFonts w:hint="default"/>
+          <w:lang w:val="en-US" w:eastAsia="zh-CN"/>
+        </w:rPr>
+      </w:pPr>
+      <w:r>
+        <w:rPr>
+          <w:rFonts w:hint="default"/>
+          <w:lang w:val="en-US" w:eastAsia="zh-CN"/>
+        </w:rPr>
+        <w:t>15800158006 13800138001</w:t>
+      </w:r>
+    </w:p>
+    <w:p>
+      <w:pPr>
+        <w:rPr>
+          <w:rFonts w:hint="default"/>
+          <w:lang w:val="en-US" w:eastAsia="zh-CN"/>
+        </w:rPr>
+      </w:pPr>
+      <w:r>
+        <w:rPr>
+          <w:rFonts w:hint="default"/>
+          <w:lang w:val="en-US" w:eastAsia="zh-CN"/>
+        </w:rPr>
+        <w:t>15800158007 13800138001</w:t>
+      </w:r>
+    </w:p>
+    <w:p>
+      <w:pPr>
+        <w:rPr>
+          <w:rFonts w:hint="default"/>
+          <w:lang w:val="en-US" w:eastAsia="zh-CN"/>
+        </w:rPr>
+      </w:pPr>
+      <w:r>
+        <w:rPr>
+          <w:rFonts w:hint="default"/>
+          <w:lang w:val="en-US" w:eastAsia="zh-CN"/>
+        </w:rPr>
+        <w:t>15800158008 13800138002</w:t>
+      </w:r>
+    </w:p>
+    <w:p>
+      <w:pPr>
+        <w:rPr>
+          <w:rFonts w:hint="default"/>
+          <w:lang w:val="en-US" w:eastAsia="zh-CN"/>
+        </w:rPr>
+      </w:pPr>
+      <w:r>
+        <w:rPr>
+          <w:rFonts w:hint="default"/>
+          <w:lang w:val="en-US" w:eastAsia="zh-CN"/>
+        </w:rPr>
+        <w:t>13800138001 15800158001</w:t>
+      </w:r>
+    </w:p>
+    <w:p>
+      <w:pPr>
+        <w:rPr>
+          <w:rFonts w:hint="default"/>
+          <w:lang w:val="en-US" w:eastAsia="zh-CN"/>
+        </w:rPr>
+      </w:pPr>
+      <w:r>
+        <w:rPr>
+          <w:rFonts w:hint="default"/>
+          <w:lang w:val="en-US" w:eastAsia="zh-CN"/>
+        </w:rPr>
+        <w:t>13800138002 13900139005</w:t>
+      </w:r>
+    </w:p>
+    <w:p>
+      <w:pPr>
+        <w:rPr>
+          <w:rFonts w:hint="default"/>
+          <w:lang w:val="en-US" w:eastAsia="zh-CN"/>
+        </w:rPr>
+      </w:pPr>
+      <w:r>
+        <w:rPr>
+          <w:rFonts w:hint="default"/>
+          <w:lang w:val="en-US" w:eastAsia="zh-CN"/>
+        </w:rPr>
+        <w:t>13800138001 13900139010</w:t>
+      </w:r>
+    </w:p>
+    <w:p>
+      <w:pPr>
+        <w:rPr>
+          <w:rFonts w:hint="default"/>
+          <w:lang w:val="en-US" w:eastAsia="zh-CN"/>
+        </w:rPr>
+      </w:pPr>
+      <w:r>
+        <w:rPr>
+          <w:rFonts w:hint="default"/>
+          <w:lang w:val="en-US" w:eastAsia="zh-CN"/>
+        </w:rPr>
+        <w:t>13800138002 15800158003</w:t>
+      </w:r>
+    </w:p>
+    <w:p>
+      <w:pPr>
+        <w:rPr>
+          <w:rFonts w:hint="default"/>
+          <w:lang w:val="en-US" w:eastAsia="zh-CN"/>
+        </w:rPr>
+      </w:pPr>
+      <w:r>
+        <w:rPr>
+          <w:rFonts w:hint="default"/>
+          <w:lang w:val="en-US" w:eastAsia="zh-CN"/>
+        </w:rPr>
+        <w:t>13800138001 13900139002</w:t>
+      </w:r>
+    </w:p>
+    <w:p>
+      <w:pPr>
+        <w:rPr>
+          <w:rFonts w:hint="default"/>
+          <w:lang w:val="en-US" w:eastAsia="zh-CN"/>
+        </w:rPr>
+      </w:pPr>
+    </w:p>
+    <w:p>
+      <w:pPr>
+        <w:rPr>
+          <w:rFonts w:hint="default"/>
+          <w:lang w:val="en-US" w:eastAsia="zh-CN"/>
+        </w:rPr>
+      </w:pPr>
+    </w:p>
+    <w:p>
+      <w:pPr>
+        <w:rPr>
+          <w:rFonts w:hint="default"/>
+          <w:lang w:val="en-US" w:eastAsia="zh-CN"/>
+        </w:rPr>
+      </w:pPr>
+      <w:r>
+        <w:rPr>
+          <w:rFonts w:hint="default"/>
+          <w:lang w:val="en-US" w:eastAsia="zh-CN"/>
+        </w:rPr>
+        <w:drawing>
+          <wp:inline distT="0" distB="0" distL="114300" distR="114300">
+            <wp:extent cx="5273040" cy="3630295"/>
+            <wp:effectExtent l="0" t="0" r="10160" b="1905"/>
+            <wp:docPr id="4" name="图片 4" descr="屏幕截图 2026-06-16 191221 - 副本"/>
+            <wp:cNvGraphicFramePr>
+              <a:graphicFrameLocks xmlns:a="http://schemas.openxmlformats.org/drawingml/2006/main" noChangeAspect="1"/>
+            </wp:cNvGraphicFramePr>
+            <a:graphic xmlns:a="http://schemas.openxmlformats.org/drawingml/2006/main">
+              <a:graphicData uri="http://schemas.openxmlformats.org/drawingml/2006/picture">
+                <pic:pic xmlns:pic="http://schemas.openxmlformats.org/drawingml/2006/picture">
+                  <pic:nvPicPr>
+                    <pic:cNvPr id="4" name="图片 4" descr="屏幕截图 2026-06-16 191221 - 副本"/>
+                    <pic:cNvPicPr>
+                      <a:picLocks noChangeAspect="1"/>
+                    </pic:cNvPicPr>
+                  </pic:nvPicPr>
+                  <pic:blipFill>
+                    <a:blip r:embed="rId4"/>
+                    <a:stretch>
+                      <a:fillRect/>
+                    </a:stretch>
+                  </pic:blipFill>
+                  <pic:spPr>
+                    <a:xfrm>
+                      <a:off x="0" y="0"/>
+                      <a:ext cx="5273040" cy="3630295"/>
+                    </a:xfrm>
+                    <a:prstGeom prst="rect">
+                      <a:avLst/>
+                    </a:prstGeom>
+                  </pic:spPr>
+                </pic:pic>
+              </a:graphicData>
+            </a:graphic>
+          </wp:inline>
+        </w:drawing>
+      </w:r>
+      <w:r>
+        <w:rPr>
+          <w:rFonts w:hint="default"/>
+          <w:lang w:val="en-US" w:eastAsia="zh-CN"/>
+        </w:rPr>
+        <w:drawing>
+          <wp:inline distT="0" distB="0" distL="114300" distR="114300">
+            <wp:extent cx="5270500" cy="5480685"/>
+            <wp:effectExtent l="0" t="0" r="0" b="5715"/>
+            <wp:docPr id="3" name="图片 3" descr="屏幕截图 2026-06-16 191231 - 副本"/>
+            <wp:cNvGraphicFramePr>
+              <a:graphicFrameLocks xmlns:a="http://schemas.openxmlformats.org/drawingml/2006/main" noChangeAspect="1"/>
+            </wp:cNvGraphicFramePr>
+            <a:graphic xmlns:a="http://schemas.openxmlformats.org/drawingml/2006/main">
+              <a:graphicData uri="http://schemas.openxmlformats.org/drawingml/2006/picture">
+                <pic:pic xmlns:pic="http://schemas.openxmlformats.org/drawingml/2006/picture">
+                  <pic:nvPicPr>
+                    <pic:cNvPr id="3" name="图片 3" descr="屏幕截图 2026-06-16 191231 - 副本"/>
+                    <pic:cNvPicPr>
+                      <a:picLocks noChangeAspect="1"/>
+                    </pic:cNvPicPr>
+                  </pic:nvPicPr>
+                  <pic:blipFill>
+                    <a:blip r:embed="rId5"/>
+                    <a:stretch>
+                      <a:fillRect/>
+                    </a:stretch>
+                  </pic:blipFill>
+                  <pic:spPr>
+                    <a:xfrm>
+                      <a:off x="0" y="0"/>
+                      <a:ext cx="5270500" cy="5480685"/>
+                    </a:xfrm>
+                    <a:prstGeom prst="rect">
+                      <a:avLst/>
+                    </a:prstGeom>
+                  </pic:spPr>
+                </pic:pic>
+              </a:graphicData>
+            </a:graphic>
+          </wp:inline>
+        </w:drawing>
+      </w:r>
+      <w:r>
+        <w:rPr>
+          <w:rFonts w:hint="default"/>
+          <w:lang w:val="en-US" w:eastAsia="zh-CN"/>
+        </w:rPr>
+        <w:drawing>
+          <wp:inline distT="0" distB="0" distL="114300" distR="114300">
+            <wp:extent cx="5270500" cy="5445125"/>
+            <wp:effectExtent l="0" t="0" r="0" b="3175"/>
+            <wp:docPr id="2" name="图片 2" descr="屏幕截图 2026-06-16 191243 - 副本"/>
+            <wp:cNvGraphicFramePr>
+              <a:graphicFrameLocks xmlns:a="http://schemas.openxmlformats.org/drawingml/2006/main" noChangeAspect="1"/>
+            </wp:cNvGraphicFramePr>
+            <a:graphic xmlns:a="http://schemas.openxmlformats.org/drawingml/2006/main">
+              <a:graphicData uri="http://schemas.openxmlformats.org/drawingml/2006/picture">
+                <pic:pic xmlns:pic="http://schemas.openxmlformats.org/drawingml/2006/picture">
+                  <pic:nvPicPr>
+                    <pic:cNvPr id="2" name="图片 2" descr="屏幕截图 2026-06-16 191243 - 副本"/>
+                    <pic:cNvPicPr>
+                      <a:picLocks noChangeAspect="1"/>
+                    </pic:cNvPicPr>
+                  </pic:nvPicPr>
+                  <pic:blipFill>
+                    <a:blip r:embed="rId6"/>
+                    <a:stretch>
+                      <a:fillRect/>
+                    </a:stretch>
+                  </pic:blipFill>
+                  <pic:spPr>
+                    <a:xfrm>
+                      <a:off x="0" y="0"/>
+                      <a:ext cx="5270500" cy="5445125"/>
+                    </a:xfrm>
+                    <a:prstGeom prst="rect">
+                      <a:avLst/>
+                    </a:prstGeom>
+                  </pic:spPr>
+                </pic:pic>
+              </a:graphicData>
+            </a:graphic>
+          </wp:inline>
+        </w:drawing>
+      </w:r>
+      <w:r>
+        <w:rPr>
+          <w:rFonts w:hint="default"/>
+          <w:lang w:val="en-US" w:eastAsia="zh-CN"/>
+        </w:rPr>
+        <w:drawing>
+          <wp:inline distT="0" distB="0" distL="114300" distR="114300">
+            <wp:extent cx="5272405" cy="3163570"/>
+            <wp:effectExtent l="0" t="0" r="10795" b="11430"/>
+            <wp:docPr id="7" name="图片 7" descr="屏幕截图 2026-06-16 191105"/>
+            <wp:cNvGraphicFramePr>
+              <a:graphicFrameLocks xmlns:a="http://schemas.openxmlformats.org/drawingml/2006/main" noChangeAspect="1"/>
+            </wp:cNvGraphicFramePr>
+            <a:graphic xmlns:a="http://schemas.openxmlformats.org/drawingml/2006/main">
+              <a:graphicData uri="http://schemas.openxmlformats.org/drawingml/2006/picture">
+                <pic:pic xmlns:pic="http://schemas.openxmlformats.org/drawingml/2006/picture">
+                  <pic:nvPicPr>
+                    <pic:cNvPr id="7" name="图片 7" descr="屏幕截图 2026-06-16 191105"/>
+                    <pic:cNvPicPr>
+                      <a:picLocks noChangeAspect="1"/>
+                    </pic:cNvPicPr>
+                  </pic:nvPicPr>
+                  <pic:blipFill>
+                    <a:blip r:embed="rId7"/>
+                    <a:stretch>
+                      <a:fillRect/>
+                    </a:stretch>
+                  </pic:blipFill>
+                  <pic:spPr>
+                    <a:xfrm>
+                      <a:off x="0" y="0"/>
+                      <a:ext cx="5272405" cy="3163570"/>
+                    </a:xfrm>
+                    <a:prstGeom prst="rect">
+                      <a:avLst/>
+                    </a:prstGeom>
+                  </pic:spPr>
+                </pic:pic>
+              </a:graphicData>
+            </a:graphic>
+          </wp:inline>
+        </w:drawing>
+      </w:r>
+      <w:r>
+        <w:rPr>
+          <w:rFonts w:hint="default"/>
+          <w:lang w:val="en-US" w:eastAsia="zh-CN"/>
+        </w:rPr>
+        <w:drawing>
+          <wp:inline distT="0" distB="0" distL="114300" distR="114300">
+            <wp:extent cx="5268595" cy="3282315"/>
+            <wp:effectExtent l="0" t="0" r="1905" b="6985"/>
+            <wp:docPr id="6" name="图片 6" descr="屏幕截图 2026-06-16 191117"/>
+            <wp:cNvGraphicFramePr>
+              <a:graphicFrameLocks xmlns:a="http://schemas.openxmlformats.org/drawingml/2006/main" noChangeAspect="1"/>
+            </wp:cNvGraphicFramePr>
+            <a:graphic xmlns:a="http://schemas.openxmlformats.org/drawingml/2006/main">
+              <a:graphicData uri="http://schemas.openxmlformats.org/drawingml/2006/picture">
+                <pic:pic xmlns:pic="http://schemas.openxmlformats.org/drawingml/2006/picture">
+                  <pic:nvPicPr>
+                    <pic:cNvPr id="6" name="图片 6" descr="屏幕截图 2026-06-16 191117"/>
+                    <pic:cNvPicPr>
+                      <a:picLocks noChangeAspect="1"/>
+                    </pic:cNvPicPr>
+                  </pic:nvPicPr>
+                  <pic:blipFill>
+                    <a:blip r:embed="rId8"/>
+                    <a:stretch>
+                      <a:fillRect/>
+                    </a:stretch>
+                  </pic:blipFill>
+                  <pic:spPr>
+                    <a:xfrm>
+                      <a:off x="0" y="0"/>
+                      <a:ext cx="5268595" cy="3282315"/>
+                    </a:xfrm>
+                    <a:prstGeom prst="rect">
+                      <a:avLst/>
+                    </a:prstGeom>
+                  </pic:spPr>
+                </pic:pic>
+              </a:graphicData>
+            </a:graphic>
+          </wp:inline>
+        </w:drawing>
+      </w:r>
       <w:bookmarkStart w:id="0" w:name="_GoBack"/>
+      <w:r>
+        <w:rPr>
+          <w:rFonts w:hint="default"/>
+          <w:lang w:val="en-US" w:eastAsia="zh-CN"/>
+        </w:rPr>
+        <w:drawing>
+          <wp:inline distT="0" distB="0" distL="114300" distR="114300">
+            <wp:extent cx="5273040" cy="7119620"/>
+            <wp:effectExtent l="0" t="0" r="10160" b="5080"/>
+            <wp:docPr id="5" name="图片 5" descr="屏幕截图 2026-06-16 191203"/>
+            <wp:cNvGraphicFramePr>
+              <a:graphicFrameLocks xmlns:a="http://schemas.openxmlformats.org/drawingml/2006/main" noChangeAspect="1"/>
+            </wp:cNvGraphicFramePr>
+            <a:graphic xmlns:a="http://schemas.openxmlformats.org/drawingml/2006/main">
+              <a:graphicData uri="http://schemas.openxmlformats.org/drawingml/2006/picture">
+                <pic:pic xmlns:pic="http://schemas.openxmlformats.org/drawingml/2006/picture">
+                  <pic:nvPicPr>
+                    <pic:cNvPr id="5" name="图片 5" descr="屏幕截图 2026-06-16 191203"/>
+                    <pic:cNvPicPr>
+                      <a:picLocks noChangeAspect="1"/>
+                    </pic:cNvPicPr>
+                  </pic:nvPicPr>
+                  <pic:blipFill>
+                    <a:blip r:embed="rId9"/>
+                    <a:stretch>
+                      <a:fillRect/>
+                    </a:stretch>
+                  </pic:blipFill>
+                  <pic:spPr>
+                    <a:xfrm>
+                      <a:off x="0" y="0"/>
+                      <a:ext cx="5273040" cy="7119620"/>
+                    </a:xfrm>
+                    <a:prstGeom prst="rect">
+                      <a:avLst/>
+                    </a:prstGeom>
+                  </pic:spPr>
+                </pic:pic>
+              </a:graphicData>
+            </a:graphic>
+          </wp:inline>
+        </w:drawing>
+      </w:r>
       <w:bookmarkEnd w:id="0"/>
-      <w:r>
-        <w:rPr>
-          <w:rFonts w:hint="eastAsia"/>
-          <w:lang w:val="en-US" w:eastAsia="zh-CN"/>
-        </w:rPr>
-        <w:t>Calls.txt-------------------通话记录</w:t>
-      </w:r>
-    </w:p>
-    <w:p>
-      <w:pPr>
-        <w:rPr>
-          <w:rFonts w:hint="default"/>
-          <w:lang w:val="en-US" w:eastAsia="zh-CN"/>
-        </w:rPr>
-      </w:pPr>
-      <w:r>
-        <w:rPr>
-          <w:rFonts w:hint="default"/>
-          <w:lang w:val="en-US" w:eastAsia="zh-CN"/>
-        </w:rPr>
-        <w:t>13800138001 13800138002</w:t>
-      </w:r>
-    </w:p>
-    <w:p>
-      <w:pPr>
-        <w:rPr>
-          <w:rFonts w:hint="default"/>
-          <w:lang w:val="en-US" w:eastAsia="zh-CN"/>
-        </w:rPr>
-      </w:pPr>
-      <w:r>
-        <w:rPr>
-          <w:rFonts w:hint="default"/>
-          <w:lang w:val="en-US" w:eastAsia="zh-CN"/>
-        </w:rPr>
-        <w:t>13800138002 13800138003</w:t>
-      </w:r>
-    </w:p>
-    <w:p>
-      <w:pPr>
-        <w:rPr>
-          <w:rFonts w:hint="default"/>
-          <w:lang w:val="en-US" w:eastAsia="zh-CN"/>
-        </w:rPr>
-      </w:pPr>
-      <w:r>
-        <w:rPr>
-          <w:rFonts w:hint="default"/>
-          <w:lang w:val="en-US" w:eastAsia="zh-CN"/>
-        </w:rPr>
-        <w:t>13800138001 13800138004</w:t>
-      </w:r>
-    </w:p>
-    <w:p>
-      <w:pPr>
-        <w:rPr>
-          <w:rFonts w:hint="default"/>
-          <w:lang w:val="en-US" w:eastAsia="zh-CN"/>
-        </w:rPr>
-      </w:pPr>
-      <w:r>
-        <w:rPr>
-          <w:rFonts w:hint="default"/>
-          <w:lang w:val="en-US" w:eastAsia="zh-CN"/>
-        </w:rPr>
-        <w:t>13800138005 13800138001</w:t>
-      </w:r>
-    </w:p>
-    <w:p>
-      <w:pPr>
-        <w:rPr>
-          <w:rFonts w:hint="default"/>
-          <w:lang w:val="en-US" w:eastAsia="zh-CN"/>
-        </w:rPr>
-      </w:pPr>
-      <w:r>
-        <w:rPr>
-          <w:rFonts w:hint="default"/>
-          <w:lang w:val="en-US" w:eastAsia="zh-CN"/>
-        </w:rPr>
-        <w:t>13800138001 13800138006</w:t>
-      </w:r>
-    </w:p>
-    <w:p>
-      <w:pPr>
-        <w:rPr>
-          <w:rFonts w:hint="default"/>
-          <w:lang w:val="en-US" w:eastAsia="zh-CN"/>
-        </w:rPr>
-      </w:pPr>
-      <w:r>
-        <w:rPr>
-          <w:rFonts w:hint="default"/>
-          <w:lang w:val="en-US" w:eastAsia="zh-CN"/>
-        </w:rPr>
-        <w:t>13800138003 13800138007</w:t>
-      </w:r>
-    </w:p>
-    <w:p>
-      <w:pPr>
-        <w:rPr>
-          <w:rFonts w:hint="default"/>
-          <w:lang w:val="en-US" w:eastAsia="zh-CN"/>
-        </w:rPr>
-      </w:pPr>
-      <w:r>
-        <w:rPr>
-          <w:rFonts w:hint="default"/>
-          <w:lang w:val="en-US" w:eastAsia="zh-CN"/>
-        </w:rPr>
-        <w:t>13800138008 13800138001</w:t>
-      </w:r>
-    </w:p>
-    <w:p>
-      <w:pPr>
-        <w:rPr>
-          <w:rFonts w:hint="default"/>
-          <w:lang w:val="en-US" w:eastAsia="zh-CN"/>
-        </w:rPr>
-      </w:pPr>
-      <w:r>
-        <w:rPr>
-          <w:rFonts w:hint="default"/>
-          <w:lang w:val="en-US" w:eastAsia="zh-CN"/>
-        </w:rPr>
-        <w:t>13800138001 13800138009</w:t>
-      </w:r>
-    </w:p>
-    <w:p>
-      <w:pPr>
-        <w:rPr>
-          <w:rFonts w:hint="default"/>
-          <w:lang w:val="en-US" w:eastAsia="zh-CN"/>
-        </w:rPr>
-      </w:pPr>
-      <w:r>
-        <w:rPr>
-          <w:rFonts w:hint="default"/>
-          <w:lang w:val="en-US" w:eastAsia="zh-CN"/>
-        </w:rPr>
-        <w:t>13800138002 13800138010</w:t>
-      </w:r>
-    </w:p>
-    <w:p>
-      <w:pPr>
-        <w:rPr>
-          <w:rFonts w:hint="default"/>
-          <w:lang w:val="en-US" w:eastAsia="zh-CN"/>
-        </w:rPr>
-      </w:pPr>
-      <w:r>
-        <w:rPr>
-          <w:rFonts w:hint="default"/>
-          <w:lang w:val="en-US" w:eastAsia="zh-CN"/>
-        </w:rPr>
-        <w:t>13800138011 13800138002</w:t>
-      </w:r>
-    </w:p>
-    <w:p>
-      <w:pPr>
-        <w:rPr>
-          <w:rFonts w:hint="default"/>
-          <w:lang w:val="en-US" w:eastAsia="zh-CN"/>
-        </w:rPr>
-      </w:pPr>
-      <w:r>
-        <w:rPr>
-          <w:rFonts w:hint="default"/>
-          <w:lang w:val="en-US" w:eastAsia="zh-CN"/>
-        </w:rPr>
-        <w:t>13800138002 13900139001</w:t>
-      </w:r>
-    </w:p>
-    <w:p>
-      <w:pPr>
-        <w:rPr>
-          <w:rFonts w:hint="default"/>
-          <w:lang w:val="en-US" w:eastAsia="zh-CN"/>
-        </w:rPr>
-      </w:pPr>
-      <w:r>
-        <w:rPr>
-          <w:rFonts w:hint="default"/>
-          <w:lang w:val="en-US" w:eastAsia="zh-CN"/>
-        </w:rPr>
-        <w:t>13900139002 13800138002</w:t>
-      </w:r>
-    </w:p>
-    <w:p>
-      <w:pPr>
-        <w:rPr>
-          <w:rFonts w:hint="default"/>
-          <w:lang w:val="en-US" w:eastAsia="zh-CN"/>
-        </w:rPr>
-      </w:pPr>
-      <w:r>
-        <w:rPr>
-          <w:rFonts w:hint="default"/>
-          <w:lang w:val="en-US" w:eastAsia="zh-CN"/>
-        </w:rPr>
-        <w:t>13800138003 13800138004</w:t>
-      </w:r>
-    </w:p>
-    <w:p>
-      <w:pPr>
-        <w:rPr>
-          <w:rFonts w:hint="default"/>
-          <w:lang w:val="en-US" w:eastAsia="zh-CN"/>
-        </w:rPr>
-      </w:pPr>
-      <w:r>
-        <w:rPr>
-          <w:rFonts w:hint="default"/>
-          <w:lang w:val="en-US" w:eastAsia="zh-CN"/>
-        </w:rPr>
-        <w:t>13900139003 13800138003</w:t>
-      </w:r>
-    </w:p>
-    <w:p>
-      <w:pPr>
-        <w:rPr>
-          <w:rFonts w:hint="default"/>
-          <w:lang w:val="en-US" w:eastAsia="zh-CN"/>
-        </w:rPr>
-      </w:pPr>
-      <w:r>
-        <w:rPr>
-          <w:rFonts w:hint="default"/>
-          <w:lang w:val="en-US" w:eastAsia="zh-CN"/>
-        </w:rPr>
-        <w:t>13800138003 13900139004</w:t>
-      </w:r>
-    </w:p>
-    <w:p>
-      <w:pPr>
-        <w:rPr>
-          <w:rFonts w:hint="default"/>
-          <w:lang w:val="en-US" w:eastAsia="zh-CN"/>
-        </w:rPr>
-      </w:pPr>
-      <w:r>
-        <w:rPr>
-          <w:rFonts w:hint="default"/>
-          <w:lang w:val="en-US" w:eastAsia="zh-CN"/>
-        </w:rPr>
-        <w:t>13800138004 13800138005</w:t>
-      </w:r>
-    </w:p>
-    <w:p>
-      <w:pPr>
-        <w:rPr>
-          <w:rFonts w:hint="default"/>
-          <w:lang w:val="en-US" w:eastAsia="zh-CN"/>
-        </w:rPr>
-      </w:pPr>
-      <w:r>
-        <w:rPr>
-          <w:rFonts w:hint="default"/>
-          <w:lang w:val="en-US" w:eastAsia="zh-CN"/>
-        </w:rPr>
-        <w:t>13800138005 13800138006</w:t>
-      </w:r>
-    </w:p>
-    <w:p>
-      <w:pPr>
-        <w:rPr>
-          <w:rFonts w:hint="default"/>
-          <w:lang w:val="en-US" w:eastAsia="zh-CN"/>
-        </w:rPr>
-      </w:pPr>
-      <w:r>
-        <w:rPr>
-          <w:rFonts w:hint="default"/>
-          <w:lang w:val="en-US" w:eastAsia="zh-CN"/>
-        </w:rPr>
-        <w:t>13800138006 13800138007</w:t>
-      </w:r>
-    </w:p>
-    <w:p>
-      <w:pPr>
-        <w:rPr>
-          <w:rFonts w:hint="default"/>
-          <w:lang w:val="en-US" w:eastAsia="zh-CN"/>
-        </w:rPr>
-      </w:pPr>
-      <w:r>
-        <w:rPr>
-          <w:rFonts w:hint="default"/>
-          <w:lang w:val="en-US" w:eastAsia="zh-CN"/>
-        </w:rPr>
-        <w:t>13800138007 13800138008</w:t>
-      </w:r>
-    </w:p>
-    <w:p>
-      <w:pPr>
-        <w:rPr>
-          <w:rFonts w:hint="default"/>
-          <w:lang w:val="en-US" w:eastAsia="zh-CN"/>
-        </w:rPr>
-      </w:pPr>
-      <w:r>
-        <w:rPr>
-          <w:rFonts w:hint="default"/>
-          <w:lang w:val="en-US" w:eastAsia="zh-CN"/>
-        </w:rPr>
-        <w:t>13800138008 13800138009</w:t>
-      </w:r>
-    </w:p>
-    <w:p>
-      <w:pPr>
-        <w:rPr>
-          <w:rFonts w:hint="default"/>
-          <w:lang w:val="en-US" w:eastAsia="zh-CN"/>
-        </w:rPr>
-      </w:pPr>
-      <w:r>
-        <w:rPr>
-          <w:rFonts w:hint="default"/>
-          <w:lang w:val="en-US" w:eastAsia="zh-CN"/>
-        </w:rPr>
-        <w:t>13800138009 13800138010</w:t>
-      </w:r>
-    </w:p>
-    <w:p>
-      <w:pPr>
-        <w:rPr>
-          <w:rFonts w:hint="default"/>
-          <w:lang w:val="en-US" w:eastAsia="zh-CN"/>
-        </w:rPr>
-      </w:pPr>
-      <w:r>
-        <w:rPr>
-          <w:rFonts w:hint="default"/>
-          <w:lang w:val="en-US" w:eastAsia="zh-CN"/>
-        </w:rPr>
-        <w:t>13800138010 13800138011</w:t>
-      </w:r>
-    </w:p>
-    <w:p>
-      <w:pPr>
-        <w:rPr>
-          <w:rFonts w:hint="default"/>
-          <w:lang w:val="en-US" w:eastAsia="zh-CN"/>
-        </w:rPr>
-      </w:pPr>
-      <w:r>
-        <w:rPr>
-          <w:rFonts w:hint="default"/>
-          <w:lang w:val="en-US" w:eastAsia="zh-CN"/>
-        </w:rPr>
-        <w:t>13800138011 13900139001</w:t>
-      </w:r>
-    </w:p>
-    <w:p>
-      <w:pPr>
-        <w:rPr>
-          <w:rFonts w:hint="default"/>
-          <w:lang w:val="en-US" w:eastAsia="zh-CN"/>
-        </w:rPr>
-      </w:pPr>
-      <w:r>
-        <w:rPr>
-          <w:rFonts w:hint="default"/>
-          <w:lang w:val="en-US" w:eastAsia="zh-CN"/>
-        </w:rPr>
-        <w:t>13900139001 13900139002</w:t>
-      </w:r>
-    </w:p>
-    <w:p>
-      <w:pPr>
-        <w:rPr>
-          <w:rFonts w:hint="default"/>
-          <w:lang w:val="en-US" w:eastAsia="zh-CN"/>
-        </w:rPr>
-      </w:pPr>
-      <w:r>
-        <w:rPr>
-          <w:rFonts w:hint="default"/>
-          <w:lang w:val="en-US" w:eastAsia="zh-CN"/>
-        </w:rPr>
-        <w:t>13900139002 13900139003</w:t>
-      </w:r>
-    </w:p>
-    <w:p>
-      <w:pPr>
-        <w:rPr>
-          <w:rFonts w:hint="default"/>
-          <w:lang w:val="en-US" w:eastAsia="zh-CN"/>
-        </w:rPr>
-      </w:pPr>
-      <w:r>
-        <w:rPr>
-          <w:rFonts w:hint="default"/>
-          <w:lang w:val="en-US" w:eastAsia="zh-CN"/>
-        </w:rPr>
-        <w:t>13900139003 13900139004</w:t>
-      </w:r>
-    </w:p>
-    <w:p>
-      <w:pPr>
-        <w:rPr>
-          <w:rFonts w:hint="default"/>
-          <w:lang w:val="en-US" w:eastAsia="zh-CN"/>
-        </w:rPr>
-      </w:pPr>
-      <w:r>
-        <w:rPr>
-          <w:rFonts w:hint="default"/>
-          <w:lang w:val="en-US" w:eastAsia="zh-CN"/>
-        </w:rPr>
-        <w:t>13900139004 13900139005</w:t>
-      </w:r>
-    </w:p>
-    <w:p>
-      <w:pPr>
-        <w:rPr>
-          <w:rFonts w:hint="default"/>
-          <w:lang w:val="en-US" w:eastAsia="zh-CN"/>
-        </w:rPr>
-      </w:pPr>
-      <w:r>
-        <w:rPr>
-          <w:rFonts w:hint="default"/>
-          <w:lang w:val="en-US" w:eastAsia="zh-CN"/>
-        </w:rPr>
-        <w:t>13900139005 13900139006</w:t>
-      </w:r>
-    </w:p>
-    <w:p>
-      <w:pPr>
-        <w:rPr>
-          <w:rFonts w:hint="default"/>
-          <w:lang w:val="en-US" w:eastAsia="zh-CN"/>
-        </w:rPr>
-      </w:pPr>
-      <w:r>
-        <w:rPr>
-          <w:rFonts w:hint="default"/>
-          <w:lang w:val="en-US" w:eastAsia="zh-CN"/>
-        </w:rPr>
-        <w:t>13900139006 13900139007</w:t>
-      </w:r>
-    </w:p>
-    <w:p>
-      <w:pPr>
-        <w:rPr>
-          <w:rFonts w:hint="default"/>
-          <w:lang w:val="en-US" w:eastAsia="zh-CN"/>
-        </w:rPr>
-      </w:pPr>
-      <w:r>
-        <w:rPr>
-          <w:rFonts w:hint="default"/>
-          <w:lang w:val="en-US" w:eastAsia="zh-CN"/>
-        </w:rPr>
-        <w:t>13900139007 13900139008</w:t>
-      </w:r>
-    </w:p>
-    <w:p>
-      <w:pPr>
-        <w:rPr>
-          <w:rFonts w:hint="default"/>
-          <w:lang w:val="en-US" w:eastAsia="zh-CN"/>
-        </w:rPr>
-      </w:pPr>
-      <w:r>
-        <w:rPr>
-          <w:rFonts w:hint="default"/>
-          <w:lang w:val="en-US" w:eastAsia="zh-CN"/>
-        </w:rPr>
-        <w:t>13900139008 13900139009</w:t>
-      </w:r>
-    </w:p>
-    <w:p>
-      <w:pPr>
-        <w:rPr>
-          <w:rFonts w:hint="default"/>
-          <w:lang w:val="en-US" w:eastAsia="zh-CN"/>
-        </w:rPr>
-      </w:pPr>
-      <w:r>
-        <w:rPr>
-          <w:rFonts w:hint="default"/>
-          <w:lang w:val="en-US" w:eastAsia="zh-CN"/>
-        </w:rPr>
-        <w:t>13900139009 13900139010</w:t>
-      </w:r>
-    </w:p>
-    <w:p>
-      <w:pPr>
-        <w:rPr>
-          <w:rFonts w:hint="default"/>
-          <w:lang w:val="en-US" w:eastAsia="zh-CN"/>
-        </w:rPr>
-      </w:pPr>
-      <w:r>
-        <w:rPr>
-          <w:rFonts w:hint="default"/>
-          <w:lang w:val="en-US" w:eastAsia="zh-CN"/>
-        </w:rPr>
-        <w:t>13900139010 15800158001</w:t>
-      </w:r>
-    </w:p>
-    <w:p>
-      <w:pPr>
-        <w:rPr>
-          <w:rFonts w:hint="default"/>
-          <w:lang w:val="en-US" w:eastAsia="zh-CN"/>
-        </w:rPr>
-      </w:pPr>
-      <w:r>
-        <w:rPr>
-          <w:rFonts w:hint="default"/>
-          <w:lang w:val="en-US" w:eastAsia="zh-CN"/>
-        </w:rPr>
-        <w:t>15800158001 15800158002</w:t>
-      </w:r>
-    </w:p>
-    <w:p>
-      <w:pPr>
-        <w:rPr>
-          <w:rFonts w:hint="default"/>
-          <w:lang w:val="en-US" w:eastAsia="zh-CN"/>
-        </w:rPr>
-      </w:pPr>
-      <w:r>
-        <w:rPr>
-          <w:rFonts w:hint="default"/>
-          <w:lang w:val="en-US" w:eastAsia="zh-CN"/>
-        </w:rPr>
-        <w:t>15800158002 15800158003</w:t>
-      </w:r>
-    </w:p>
-    <w:p>
-      <w:pPr>
-        <w:rPr>
-          <w:rFonts w:hint="default"/>
-          <w:lang w:val="en-US" w:eastAsia="zh-CN"/>
-        </w:rPr>
-      </w:pPr>
-      <w:r>
-        <w:rPr>
-          <w:rFonts w:hint="default"/>
-          <w:lang w:val="en-US" w:eastAsia="zh-CN"/>
-        </w:rPr>
-        <w:t>15800158003 15800158004</w:t>
-      </w:r>
-    </w:p>
-    <w:p>
-      <w:pPr>
-        <w:rPr>
-          <w:rFonts w:hint="default"/>
-          <w:lang w:val="en-US" w:eastAsia="zh-CN"/>
-        </w:rPr>
-      </w:pPr>
-      <w:r>
-        <w:rPr>
-          <w:rFonts w:hint="default"/>
-          <w:lang w:val="en-US" w:eastAsia="zh-CN"/>
-        </w:rPr>
-        <w:t>15800158004 15800158005</w:t>
-      </w:r>
-    </w:p>
-    <w:p>
-      <w:pPr>
-        <w:rPr>
-          <w:rFonts w:hint="default"/>
-          <w:lang w:val="en-US" w:eastAsia="zh-CN"/>
-        </w:rPr>
-      </w:pPr>
-      <w:r>
-        <w:rPr>
-          <w:rFonts w:hint="default"/>
-          <w:lang w:val="en-US" w:eastAsia="zh-CN"/>
-        </w:rPr>
-        <w:t>15800158005 13800138001</w:t>
-      </w:r>
-    </w:p>
-    <w:p>
-      <w:pPr>
-        <w:rPr>
-          <w:rFonts w:hint="default"/>
-          <w:lang w:val="en-US" w:eastAsia="zh-CN"/>
-        </w:rPr>
-      </w:pPr>
-      <w:r>
-        <w:rPr>
-          <w:rFonts w:hint="default"/>
-          <w:lang w:val="en-US" w:eastAsia="zh-CN"/>
-        </w:rPr>
-        <w:t>15800158006 13800138001</w:t>
-      </w:r>
-    </w:p>
-    <w:p>
-      <w:pPr>
-        <w:rPr>
-          <w:rFonts w:hint="default"/>
-          <w:lang w:val="en-US" w:eastAsia="zh-CN"/>
-        </w:rPr>
-      </w:pPr>
-      <w:r>
-        <w:rPr>
-          <w:rFonts w:hint="default"/>
-          <w:lang w:val="en-US" w:eastAsia="zh-CN"/>
-        </w:rPr>
-        <w:t>15800158007 13800138001</w:t>
-      </w:r>
-    </w:p>
-    <w:p>
-      <w:pPr>
-        <w:rPr>
-          <w:rFonts w:hint="default"/>
-          <w:lang w:val="en-US" w:eastAsia="zh-CN"/>
-        </w:rPr>
-      </w:pPr>
-      <w:r>
-        <w:rPr>
-          <w:rFonts w:hint="default"/>
-          <w:lang w:val="en-US" w:eastAsia="zh-CN"/>
-        </w:rPr>
-        <w:t>15800158008 13800138002</w:t>
-      </w:r>
-    </w:p>
-    <w:p>
-      <w:pPr>
-        <w:rPr>
-          <w:rFonts w:hint="default"/>
-          <w:lang w:val="en-US" w:eastAsia="zh-CN"/>
-        </w:rPr>
-      </w:pPr>
-      <w:r>
-        <w:rPr>
-          <w:rFonts w:hint="default"/>
-          <w:lang w:val="en-US" w:eastAsia="zh-CN"/>
-        </w:rPr>
-        <w:t>13800138001 15800158001</w:t>
-      </w:r>
-    </w:p>
-    <w:p>
-      <w:pPr>
-        <w:rPr>
-          <w:rFonts w:hint="default"/>
-          <w:lang w:val="en-US" w:eastAsia="zh-CN"/>
-        </w:rPr>
-      </w:pPr>
-      <w:r>
-        <w:rPr>
-          <w:rFonts w:hint="default"/>
-          <w:lang w:val="en-US" w:eastAsia="zh-CN"/>
-        </w:rPr>
-        <w:t>13800138002 13900139005</w:t>
-      </w:r>
-    </w:p>
-    <w:p>
-      <w:pPr>
-        <w:rPr>
-          <w:rFonts w:hint="default"/>
-          <w:lang w:val="en-US" w:eastAsia="zh-CN"/>
-        </w:rPr>
-      </w:pPr>
-      <w:r>
-        <w:rPr>
-          <w:rFonts w:hint="default"/>
-          <w:lang w:val="en-US" w:eastAsia="zh-CN"/>
-        </w:rPr>
-        <w:t>13800138001 13900139010</w:t>
-      </w:r>
-    </w:p>
-    <w:p>
-      <w:pPr>
-        <w:rPr>
-          <w:rFonts w:hint="default"/>
-          <w:lang w:val="en-US" w:eastAsia="zh-CN"/>
-        </w:rPr>
-      </w:pPr>
-      <w:r>
-        <w:rPr>
-          <w:rFonts w:hint="default"/>
-          <w:lang w:val="en-US" w:eastAsia="zh-CN"/>
-        </w:rPr>
-        <w:t>13800138002 15800158003</w:t>
-      </w:r>
-    </w:p>
-    <w:p>
-      <w:pPr>
-        <w:rPr>
-          <w:rFonts w:hint="default"/>
-          <w:lang w:val="en-US" w:eastAsia="zh-CN"/>
-        </w:rPr>
-      </w:pPr>
-      <w:r>
-        <w:rPr>
-          <w:rFonts w:hint="default"/>
-          <w:lang w:val="en-US" w:eastAsia="zh-CN"/>
-        </w:rPr>
-        <w:t>13800138001 13900139002</w:t>
-      </w:r>
     </w:p>
     <w:sectPr>
       <w:pgSz w:w="11906" w:h="16838"/>
@@ -2565,7 +2847,7 @@
     <w:lsdException w:qFormat="1" w:unhideWhenUsed="0" w:uiPriority="0" w:semiHidden="0" w:name="Title"/>
     <w:lsdException w:unhideWhenUsed="0" w:uiPriority="0" w:semiHidden="0" w:name="Closing"/>
     <w:lsdException w:unhideWhenUsed="0" w:uiPriority="0" w:semiHidden="0" w:name="Signature"/>
-    <w:lsdException w:unhideWhenUsed="0" w:uiPriority="0" w:name="Default Paragraph Font"/>
+    <w:lsdException w:qFormat="1" w:unhideWhenUsed="0" w:uiPriority="0" w:name="Default Paragraph Font"/>
     <w:lsdException w:unhideWhenUsed="0" w:uiPriority="0" w:semiHidden="0" w:name="Body Text"/>
     <w:lsdException w:unhideWhenUsed="0" w:uiPriority="0" w:semiHidden="0" w:name="Body Text Indent"/>
     <w:lsdException w:unhideWhenUsed="0" w:uiPriority="0" w:semiHidden="0" w:name="List Continue"/>
@@ -2768,6 +3050,7 @@
   <w:style w:type="character" w:default="1" w:styleId="3">
     <w:name w:val="Default Paragraph Font"/>
     <w:semiHidden/>
+    <w:qFormat/>
     <w:uiPriority w:val="0"/>
   </w:style>
   <w:style w:type="table" w:default="1" w:styleId="2">
